--- a/docs/ipccc-2026-abstract-draft.docx
+++ b/docs/ipccc-2026-abstract-draft.docx
@@ -106,15 +106,173 @@
         <w:pStyle w:val="FirstParagraph"/>
       </w:pPr>
       <w:r>
-        <w:t xml:space="preserve">Hassan Karim (Stable Cyber LLC), [Farouq — full name and affiliation needed], Sai Sitharaman, Deepti Gupta</w:t>
-      </w:r>
-    </w:p>
+        <w:t xml:space="preserve">Hassan Karim, Omar Faruque, Abdel-Hameed A. Badawy, Sai Sitharaman, Deepti Gupta</w:t>
+      </w:r>
+    </w:p>
+    <w:tbl>
+      <w:tblPr>
+        <w:tblStyle w:val="Table"/>
+        <w:tblW w:type="auto" w:w="0"/>
+        <w:tblLook w:firstRow="1" w:lastRow="0" w:firstColumn="0" w:lastColumn="0" w:noHBand="0" w:noVBand="0" w:val="0020"/>
+      </w:tblPr>
+      <w:tblGrid>
+        <w:gridCol w:w="3960"/>
+        <w:gridCol w:w="3960"/>
+      </w:tblGrid>
+      <w:tr>
+        <w:trPr>
+          <w:tblHeader w:val="on"/>
+        </w:trPr>
+        <w:tc>
+          <w:tcPr/>
+          <w:p>
+            <w:pPr>
+              <w:pStyle w:val="Compact"/>
+            </w:pPr>
+            <w:r>
+              <w:t xml:space="preserve">Author</w:t>
+            </w:r>
+          </w:p>
+        </w:tc>
+        <w:tc>
+          <w:tcPr/>
+          <w:p>
+            <w:pPr>
+              <w:pStyle w:val="Compact"/>
+            </w:pPr>
+            <w:r>
+              <w:t xml:space="preserve">Affiliation</w:t>
+            </w:r>
+          </w:p>
+        </w:tc>
+      </w:tr>
+      <w:tr>
+        <w:tc>
+          <w:tcPr/>
+          <w:p>
+            <w:pPr>
+              <w:pStyle w:val="Compact"/>
+            </w:pPr>
+            <w:r>
+              <w:t xml:space="preserve">Hassan Karim</w:t>
+            </w:r>
+          </w:p>
+        </w:tc>
+        <w:tc>
+          <w:tcPr/>
+          <w:p>
+            <w:pPr>
+              <w:pStyle w:val="Compact"/>
+            </w:pPr>
+            <w:r>
+              <w:t xml:space="preserve">Stable Cyber LLC</w:t>
+            </w:r>
+          </w:p>
+        </w:tc>
+      </w:tr>
+      <w:tr>
+        <w:tc>
+          <w:tcPr/>
+          <w:p>
+            <w:pPr>
+              <w:pStyle w:val="Compact"/>
+            </w:pPr>
+            <w:r>
+              <w:t xml:space="preserve">Omar Faruque</w:t>
+            </w:r>
+          </w:p>
+        </w:tc>
+        <w:tc>
+          <w:tcPr/>
+          <w:p>
+            <w:pPr>
+              <w:pStyle w:val="Compact"/>
+            </w:pPr>
+            <w:r>
+              <w:t xml:space="preserve">Florida International University</w:t>
+            </w:r>
+          </w:p>
+        </w:tc>
+      </w:tr>
+      <w:tr>
+        <w:tc>
+          <w:tcPr/>
+          <w:p>
+            <w:pPr>
+              <w:pStyle w:val="Compact"/>
+            </w:pPr>
+            <w:r>
+              <w:t xml:space="preserve">Abdel-Hameed A. Badawy</w:t>
+            </w:r>
+          </w:p>
+        </w:tc>
+        <w:tc>
+          <w:tcPr/>
+          <w:p>
+            <w:pPr>
+              <w:pStyle w:val="Compact"/>
+            </w:pPr>
+            <w:r>
+              <w:t xml:space="preserve">Florida International University</w:t>
+            </w:r>
+          </w:p>
+        </w:tc>
+      </w:tr>
+      <w:tr>
+        <w:tc>
+          <w:tcPr/>
+          <w:p>
+            <w:pPr>
+              <w:pStyle w:val="Compact"/>
+            </w:pPr>
+            <w:r>
+              <w:t xml:space="preserve">Sai Sitharaman</w:t>
+            </w:r>
+          </w:p>
+        </w:tc>
+        <w:tc>
+          <w:tcPr/>
+          <w:p>
+            <w:pPr>
+              <w:pStyle w:val="Compact"/>
+            </w:pPr>
+            <w:r>
+              <w:t xml:space="preserve">[confirm]</w:t>
+            </w:r>
+          </w:p>
+        </w:tc>
+      </w:tr>
+      <w:tr>
+        <w:tc>
+          <w:tcPr/>
+          <w:p>
+            <w:pPr>
+              <w:pStyle w:val="Compact"/>
+            </w:pPr>
+            <w:r>
+              <w:t xml:space="preserve">Deepti Gupta</w:t>
+            </w:r>
+          </w:p>
+        </w:tc>
+        <w:tc>
+          <w:tcPr/>
+          <w:p>
+            <w:pPr>
+              <w:pStyle w:val="Compact"/>
+            </w:pPr>
+            <w:r>
+              <w:t xml:space="preserve">[confirm]</w:t>
+            </w:r>
+          </w:p>
+        </w:tc>
+      </w:tr>
+    </w:tbl>
     <w:p>
       <w:pPr>
         <w:pStyle w:val="BlockText"/>
       </w:pPr>
       <w:r>
-        <w:t xml:space="preserve">Author order and Farouq’s full name and affiliation still need confirming. He produced all synthesis, co-simulation and board data, which is a substantial contribution.</w:t>
+        <w:t xml:space="preserve">Check how Badawy renders his name on recent papers (Abdel-Hameed A. Badawy vs Abdel-Hameed Badawy) and confirm the two remaining affiliations before submitting.</w:t>
       </w:r>
     </w:p>
     <w:bookmarkEnd w:id="10"/>
